--- a/pdf/Paramedic Specialist HAZMAT assessment model.docx
+++ b/pdf/Paramedic Specialist HAZMAT assessment model.docx
@@ -3473,7 +3473,7 @@
     <lcf76f155ced4ddcb4097134ff3c332f xmlns="d3fadd60-04c7-44de-a648-cee96def607b">
       <Terms xmlns="http://schemas.microsoft.com/office/infopath/2007/PartnerControls"/>
     </lcf76f155ced4ddcb4097134ff3c332f>
-    <TaxCatchAll xmlns="d10aa916-67a3-484f-8173-008137425ae9"/>
+    <TaxCatchAll xmlns="d10aa916-67a3-484f-8173-008137425ae9" xsi:nil="true"/>
   </documentManagement>
 </p:properties>
 </file>
@@ -3488,8 +3488,8 @@
 </file>
 
 <file path=customXml/item3.xml><?xml version="1.0" encoding="utf-8"?>
-<ct:contentTypeSchema xmlns:ct="http://schemas.microsoft.com/office/2006/metadata/contentType" xmlns:ma="http://schemas.microsoft.com/office/2006/metadata/properties/metaAttributes" ct:_="" ma:_="" ma:contentTypeName="Document" ma:contentTypeID="0x010100A27CB57603D1AB46B06BAEBCE85F13AE" ma:contentTypeVersion="14" ma:contentTypeDescription="Create a new document." ma:contentTypeScope="" ma:versionID="e13675c3a3e9a08ed9befc1f7facf24d">
-  <xsd:schema xmlns:xsd="http://www.w3.org/2001/XMLSchema" xmlns:xs="http://www.w3.org/2001/XMLSchema" xmlns:p="http://schemas.microsoft.com/office/2006/metadata/properties" xmlns:ns2="d3fadd60-04c7-44de-a648-cee96def607b" xmlns:ns3="d10aa916-67a3-484f-8173-008137425ae9" targetNamespace="http://schemas.microsoft.com/office/2006/metadata/properties" ma:root="true" ma:fieldsID="f8260b639466c2c7ee54fceb8c65b350" ns2:_="" ns3:_="">
+<ct:contentTypeSchema xmlns:ct="http://schemas.microsoft.com/office/2006/metadata/contentType" xmlns:ma="http://schemas.microsoft.com/office/2006/metadata/properties/metaAttributes" ct:_="" ma:_="" ma:contentTypeName="Document" ma:contentTypeID="0x010100A27CB57603D1AB46B06BAEBCE85F13AE" ma:contentTypeVersion="15" ma:contentTypeDescription="Create a new document." ma:contentTypeScope="" ma:versionID="a68b912048395dd5eb4857bbcd0f0f0c">
+  <xsd:schema xmlns:xsd="http://www.w3.org/2001/XMLSchema" xmlns:xs="http://www.w3.org/2001/XMLSchema" xmlns:p="http://schemas.microsoft.com/office/2006/metadata/properties" xmlns:ns2="d3fadd60-04c7-44de-a648-cee96def607b" xmlns:ns3="d10aa916-67a3-484f-8173-008137425ae9" targetNamespace="http://schemas.microsoft.com/office/2006/metadata/properties" ma:root="true" ma:fieldsID="e781919992384ec9381e1fee3ec0a359" ns2:_="" ns3:_="">
     <xsd:import namespace="d3fadd60-04c7-44de-a648-cee96def607b"/>
     <xsd:import namespace="d10aa916-67a3-484f-8173-008137425ae9"/>
     <xsd:element name="properties">
@@ -3511,6 +3511,7 @@
                 <xsd:element ref="ns2:MediaServiceGenerationTime" minOccurs="0"/>
                 <xsd:element ref="ns2:MediaServiceEventHashCode" minOccurs="0"/>
                 <xsd:element ref="ns2:MediaLengthInSeconds" minOccurs="0"/>
+                <xsd:element ref="ns2:MediaServiceLocation" minOccurs="0"/>
               </xsd:all>
             </xsd:complexType>
           </xsd:element>
@@ -3573,6 +3574,11 @@
     <xsd:element name="MediaLengthInSeconds" ma:index="21" nillable="true" ma:displayName="MediaLengthInSeconds" ma:hidden="true" ma:internalName="MediaLengthInSeconds" ma:readOnly="true">
       <xsd:simpleType>
         <xsd:restriction base="dms:Unknown"/>
+      </xsd:simpleType>
+    </xsd:element>
+    <xsd:element name="MediaServiceLocation" ma:index="22" nillable="true" ma:displayName="Location" ma:indexed="true" ma:internalName="MediaServiceLocation" ma:readOnly="true">
+      <xsd:simpleType>
+        <xsd:restriction base="dms:Text"/>
       </xsd:simpleType>
     </xsd:element>
   </xsd:schema>
@@ -3736,20 +3742,5 @@
 </file>
 
 <file path=customXml/itemProps3.xml><?xml version="1.0" encoding="utf-8"?>
-<ds:datastoreItem xmlns:ds="http://schemas.openxmlformats.org/officeDocument/2006/customXml" ds:itemID="{02298745-9728-492E-B197-9D6262C35E1F}">
-  <ds:schemaRefs>
-    <ds:schemaRef ds:uri="http://schemas.microsoft.com/office/2006/metadata/contentType"/>
-    <ds:schemaRef ds:uri="http://schemas.microsoft.com/office/2006/metadata/properties/metaAttributes"/>
-    <ds:schemaRef ds:uri="http://www.w3.org/2001/XMLSchema"/>
-    <ds:schemaRef ds:uri="http://schemas.microsoft.com/office/2006/metadata/properties"/>
-    <ds:schemaRef ds:uri="d3fadd60-04c7-44de-a648-cee96def607b"/>
-    <ds:schemaRef ds:uri="d10aa916-67a3-484f-8173-008137425ae9"/>
-    <ds:schemaRef ds:uri="http://schemas.microsoft.com/office/2006/documentManagement/types"/>
-    <ds:schemaRef ds:uri="http://schemas.microsoft.com/office/infopath/2007/PartnerControls"/>
-    <ds:schemaRef ds:uri="http://schemas.openxmlformats.org/package/2006/metadata/core-properties"/>
-    <ds:schemaRef ds:uri="http://purl.org/dc/elements/1.1/"/>
-    <ds:schemaRef ds:uri="http://purl.org/dc/terms/"/>
-    <ds:schemaRef ds:uri="http://schemas.microsoft.com/internal/obd"/>
-  </ds:schemaRefs>
-</ds:datastoreItem>
+<ds:datastoreItem xmlns:ds="http://schemas.openxmlformats.org/officeDocument/2006/customXml" ds:itemID="{E786385E-C68E-4433-9A2D-F87E13E65E8E}"/>
 </file>